--- a/public/application-forms/2026/Individual/inhouse/EFG-Course-Registration-Individual-MHC.docx
+++ b/public/application-forms/2026/Individual/inhouse/EFG-Course-Registration-Individual-MHC.docx
@@ -10620,9 +10620,8 @@
           <w:szCs w:val="24"/>
           <w:lang w:bidi="ta-IN"/>
         </w:rPr>
-        <w:t xml:space="preserve">   __________________________</w:t>
+        <w:t xml:space="preserve">   __________________________            </w:t>
       </w:r>
-      <w:proofErr w:type="gramStart"/>
       <w:r>
         <w:rPr>
           <w:rFonts w:ascii="Times New Roman" w:eastAsia="Times New Roman" w:hAnsi="Times New Roman" w:cs="Latha"/>
@@ -10630,7 +10629,7 @@
           <w:szCs w:val="24"/>
           <w:lang w:bidi="ta-IN"/>
         </w:rPr>
-        <w:t xml:space="preserve">            </w:t>
+        <w:t xml:space="preserve">   </w:t>
       </w:r>
       <w:r>
         <w:rPr>
@@ -10639,7 +10638,7 @@
           <w:szCs w:val="24"/>
           <w:lang w:bidi="ta-IN"/>
         </w:rPr>
-        <w:t xml:space="preserve">   </w:t>
+        <w:t xml:space="preserve">  </w:t>
       </w:r>
       <w:r>
         <w:rPr>
@@ -10648,26 +10647,7 @@
           <w:szCs w:val="24"/>
           <w:lang w:bidi="ta-IN"/>
         </w:rPr>
-        <w:t xml:space="preserve">  </w:t>
-      </w:r>
-      <w:r>
-        <w:rPr>
-          <w:rFonts w:ascii="Times New Roman" w:eastAsia="Times New Roman" w:hAnsi="Times New Roman" w:cs="Latha"/>
-          <w:sz w:val="24"/>
-          <w:szCs w:val="24"/>
-          <w:lang w:bidi="ta-IN"/>
-        </w:rPr>
-        <w:t xml:space="preserve">     </w:t>
-      </w:r>
-      <w:proofErr w:type="gramEnd"/>
-      <w:r>
-        <w:rPr>
-          <w:rFonts w:ascii="Times New Roman" w:eastAsia="Times New Roman" w:hAnsi="Times New Roman" w:cs="Latha"/>
-          <w:sz w:val="24"/>
-          <w:szCs w:val="24"/>
-          <w:lang w:bidi="ta-IN"/>
-        </w:rPr>
-        <w:t>__________________________</w:t>
+        <w:t xml:space="preserve">     __________________________</w:t>
       </w:r>
       <w:r>
         <w:rPr>
@@ -10960,7 +10940,6 @@
                                       <w:lang w:bidi="ta-IN"/>
                                     </w:rPr>
                                   </w:pPr>
-                                  <w:proofErr w:type="gramStart"/>
                                   <w:r>
                                     <w:rPr>
                                       <w:rFonts w:ascii="Aptos" w:eastAsia="Aptos" w:hAnsi="Aptos" w:cs="Latha"/>
@@ -10970,7 +10949,6 @@
                                     </w:rPr>
                                     <w:t>Date :</w:t>
                                   </w:r>
-                                  <w:proofErr w:type="gramEnd"/>
                                 </w:p>
                               </w:tc>
                               <w:tc>
@@ -11253,7 +11231,6 @@
                                 <w:lang w:bidi="ta-IN"/>
                               </w:rPr>
                             </w:pPr>
-                            <w:proofErr w:type="gramStart"/>
                             <w:r>
                               <w:rPr>
                                 <w:rFonts w:ascii="Aptos" w:eastAsia="Aptos" w:hAnsi="Aptos" w:cs="Latha"/>
@@ -11263,7 +11240,6 @@
                               </w:rPr>
                               <w:t>Date :</w:t>
                             </w:r>
-                            <w:proofErr w:type="gramEnd"/>
                           </w:p>
                         </w:tc>
                         <w:tc>
@@ -13677,13 +13653,16 @@
         <w:fldChar w:fldCharType="begin"/>
       </w:r>
       <w:r>
-        <w:instrText xml:space="preserve"> </w:instrText>
+        <w:instrText xml:space="preserve"> INCLUDEPICTURE  "https://www.onesourcehealthandsafety.co.uk/services/manual-handling-character.jpg" \* MERGEFORMATINET </w:instrText>
       </w:r>
       <w:r>
-        <w:instrText>INCLUDEPICTURE  "https://www.onesourcehealthandsafety.co.uk/services/manual-handling-character.jpg" \* MERGEFORMATINET</w:instrText>
+        <w:fldChar w:fldCharType="separate"/>
       </w:r>
       <w:r>
-        <w:instrText xml:space="preserve"> </w:instrText>
+        <w:fldChar w:fldCharType="begin"/>
+      </w:r>
+      <w:r>
+        <w:instrText xml:space="preserve"> INCLUDEPICTURE  "https://www.onesourcehealthandsafety.co.uk/services/manual-handling-character.jpg" \* MERGEFORMATINET </w:instrText>
       </w:r>
       <w:r>
         <w:fldChar w:fldCharType="separate"/>
@@ -13713,6 +13692,9 @@
             <v:imagedata r:id="rId14" r:href="rId15"/>
           </v:shape>
         </w:pict>
+      </w:r>
+      <w:r>
+        <w:fldChar w:fldCharType="end"/>
       </w:r>
       <w:r>
         <w:fldChar w:fldCharType="end"/>
@@ -14787,9 +14769,18 @@
         <w:rFonts w:ascii="Calibri" w:eastAsia="Times New Roman" w:hAnsi="Calibri" w:cs="Calibri"/>
         <w:sz w:val="18"/>
         <w:szCs w:val="18"/>
-        <w:lang w:val="x-none" w:eastAsia="x-none" w:bidi="ta-IN"/>
+        <w:lang w:eastAsia="x-none" w:bidi="ta-IN"/>
       </w:rPr>
-      <w:t xml:space="preserve">EFG-SP-01 </w:t>
+      <w:t>EFG-SP-02 A</w:t>
+    </w:r>
+    <w:r>
+      <w:rPr>
+        <w:rFonts w:ascii="Calibri" w:eastAsia="Times New Roman" w:hAnsi="Calibri" w:cs="Calibri"/>
+        <w:sz w:val="18"/>
+        <w:szCs w:val="18"/>
+        <w:lang w:eastAsia="x-none" w:bidi="ta-IN"/>
+      </w:rPr>
+      <w:t xml:space="preserve"> </w:t>
     </w:r>
     <w:r>
       <w:rPr>
@@ -14798,16 +14789,7 @@
         <w:szCs w:val="18"/>
         <w:lang w:val="x-none" w:eastAsia="x-none" w:bidi="ta-IN"/>
       </w:rPr>
-      <w:t>A</w:t>
-    </w:r>
-    <w:r>
-      <w:rPr>
-        <w:rFonts w:ascii="Calibri" w:eastAsia="Times New Roman" w:hAnsi="Calibri" w:cs="Calibri"/>
-        <w:sz w:val="18"/>
-        <w:szCs w:val="18"/>
-        <w:lang w:val="x-none" w:eastAsia="x-none" w:bidi="ta-IN"/>
-      </w:rPr>
-      <w:t xml:space="preserve"> | Rev0</w:t>
+      <w:t>| Rev0</w:t>
     </w:r>
     <w:r>
       <w:rPr>
@@ -14900,7 +14882,7 @@
           <v:path o:extrusionok="f" gradientshapeok="t" o:connecttype="rect"/>
           <o:lock v:ext="edit" aspectratio="t"/>
         </v:shapetype>
-        <v:shape id="Picture 23" o:spid="_x0000_i1026" type="#_x0000_t75" alt="Service Provider for iso Certification in Singapore ..." style="width:39.75pt;height:37.5pt;visibility:visible">
+        <v:shape id="Picture 23" o:spid="_x0000_i1078" type="#_x0000_t75" alt="Service Provider for iso Certification in Singapore ..." style="width:39.75pt;height:37.5pt;visibility:visible">
           <v:imagedata r:id="rId1" o:title="Service Provider for iso Certification in Singapore "/>
         </v:shape>
       </w:pict>
@@ -14921,7 +14903,7 @@
         <w:lang w:val="en-SG" w:eastAsia="en-SG"/>
       </w:rPr>
       <w:pict w14:anchorId="4ABF3B46">
-        <v:shape id="Picture 25" o:spid="_x0000_i1027" type="#_x0000_t75" alt="Service Provider for iso Certification in Singapore - Banyancertification" style="width:34.5pt;height:36pt;visibility:visible">
+        <v:shape id="Picture 25" o:spid="_x0000_i1079" type="#_x0000_t75" alt="Service Provider for iso Certification in Singapore - Banyancertification" style="width:34.5pt;height:36pt;visibility:visible">
           <v:imagedata r:id="rId2" o:title="Service Provider for iso Certification in Singapore - Banyancertification"/>
         </v:shape>
       </w:pict>
@@ -14942,7 +14924,7 @@
         <w:lang w:val="en-SG" w:eastAsia="en-SG"/>
       </w:rPr>
       <w:pict w14:anchorId="2551D1F6">
-        <v:shape id="Picture 1" o:spid="_x0000_i1028" type="#_x0000_t75" style="width:33pt;height:34.5pt;visibility:visible">
+        <v:shape id="Picture 1" o:spid="_x0000_i1080" type="#_x0000_t75" style="width:33pt;height:34.5pt;visibility:visible">
           <v:imagedata r:id="rId3" o:title=""/>
         </v:shape>
       </w:pict>
@@ -14963,7 +14945,7 @@
         <w:lang w:val="en-SG" w:eastAsia="en-SG"/>
       </w:rPr>
       <w:pict w14:anchorId="4EF08290">
-        <v:shape id="Picture 8" o:spid="_x0000_i1029" type="#_x0000_t75" alt="ssg" style="width:55.5pt;height:32.25pt;visibility:visible">
+        <v:shape id="Picture 8" o:spid="_x0000_i1081" type="#_x0000_t75" alt="ssg" style="width:55.5pt;height:32.25pt;visibility:visible">
           <v:imagedata r:id="rId4" o:title="ssg"/>
         </v:shape>
       </w:pict>
@@ -14984,7 +14966,7 @@
         <w:lang w:val="en-SG" w:eastAsia="en-SG"/>
       </w:rPr>
       <w:pict w14:anchorId="7BCDB0FD">
-        <v:shape id="Picture 20" o:spid="_x0000_i1030" type="#_x0000_t75" style="width:60.75pt;height:34.5pt;visibility:visible">
+        <v:shape id="Picture 20" o:spid="_x0000_i1082" type="#_x0000_t75" style="width:60.75pt;height:34.5pt;visibility:visible">
           <v:imagedata r:id="rId5" o:title="WhatsApp Image 2023-05-31 at 12" croptop="3799f" cropbottom="2713f" cropleft="1852f" cropright="1256f"/>
         </v:shape>
       </w:pict>
@@ -15007,7 +14989,7 @@
         <w:lang w:val="en-SG" w:eastAsia="en-SG"/>
       </w:rPr>
       <w:pict w14:anchorId="1D0BE295">
-        <v:shape id="_x0000_i1031" type="#_x0000_t75" style="width:45pt;height:29.25pt;visibility:visible">
+        <v:shape id="_x0000_i1083" type="#_x0000_t75" style="width:45pt;height:29.25pt;visibility:visible">
           <v:imagedata r:id="rId6" o:title=""/>
         </v:shape>
       </w:pict>
@@ -15137,7 +15119,25 @@
         <w:szCs w:val="16"/>
         <w:lang w:val="x-none" w:eastAsia="x-none" w:bidi="ta-IN"/>
       </w:rPr>
-      <w:t xml:space="preserve">            EFG-SP-01 A | Rev03/01-02-202</w:t>
+      <w:t xml:space="preserve">            EFG-SP-0</w:t>
+    </w:r>
+    <w:r>
+      <w:rPr>
+        <w:rFonts w:ascii="Calibri" w:eastAsia="Times New Roman" w:hAnsi="Calibri" w:cs="Calibri"/>
+        <w:sz w:val="16"/>
+        <w:szCs w:val="16"/>
+        <w:lang w:val="x-none" w:eastAsia="x-none" w:bidi="ta-IN"/>
+      </w:rPr>
+      <w:t>2</w:t>
+    </w:r>
+    <w:r>
+      <w:rPr>
+        <w:rFonts w:ascii="Calibri" w:eastAsia="Times New Roman" w:hAnsi="Calibri" w:cs="Calibri"/>
+        <w:sz w:val="16"/>
+        <w:szCs w:val="16"/>
+        <w:lang w:val="x-none" w:eastAsia="x-none" w:bidi="ta-IN"/>
+      </w:rPr>
+      <w:t xml:space="preserve"> A | Rev03/01-02-202</w:t>
     </w:r>
     <w:r>
       <w:rPr>
@@ -16237,7 +16237,7 @@
           <v:path o:extrusionok="f" gradientshapeok="t" o:connecttype="rect"/>
           <o:lock v:ext="edit" aspectratio="t"/>
         </v:shapetype>
-        <v:shape id="_x0000_i1025" type="#_x0000_t75" style="width:61.5pt;height:53.25pt">
+        <v:shape id="_x0000_i1025" type="#_x0000_t75" style="width:60.75pt;height:53.25pt">
           <v:imagedata r:id="rId2" o:title=""/>
         </v:shape>
       </w:pict>
@@ -16298,7 +16298,7 @@
           <v:path gradientshapeok="t" o:connecttype="rect"/>
         </v:shapetype>
         <v:shape id="_x0000_s1038" type="#_x0000_t202" style="position:absolute;margin-left:362.75pt;margin-top:-8.65pt;width:176.8pt;height:67.35pt;z-index:251659776;visibility:visible;mso-width-relative:margin;mso-height-relative:margin" stroked="f">
-          <v:textbox>
+          <v:textbox style="mso-next-textbox:#_x0000_s1038">
             <w:txbxContent>
               <w:p>
                 <w:pPr>
@@ -16536,7 +16536,7 @@
       </w:rPr>
       <w:pict w14:anchorId="5DE1F449">
         <v:shape id="_x0000_s1039" type="#_x0000_t202" style="position:absolute;margin-left:19.35pt;margin-top:66.1pt;width:500.4pt;height:706.85pt;z-index:251660800;visibility:visible;mso-wrap-style:none;mso-width-relative:margin;mso-height-relative:margin" filled="f" stroked="f" strokecolor="#c2d69b">
-          <v:textbox>
+          <v:textbox style="mso-next-textbox:#_x0000_s1039">
             <w:txbxContent>
               <w:p>
                 <w:pPr>
@@ -16574,7 +16574,7 @@
                       </v:handles>
                       <o:lock v:ext="edit" text="t" shapetype="t"/>
                     </v:shapetype>
-                    <v:shape id="_x0000_i1034" type="#_x0000_t172" style="width:484.5pt;height:646.5pt" fillcolor="#d6e3bc" stroked="f">
+                    <v:shape id="_x0000_i1109" type="#_x0000_t172" style="width:484.5pt;height:646.5pt" fillcolor="#d6e3bc" stroked="f">
                       <v:fill opacity=".25"/>
                       <v:stroke r:id="rId2" o:title=""/>
                       <v:shadow color="#868686"/>
@@ -16594,7 +16594,7 @@
       </w:rPr>
       <w:pict w14:anchorId="40658D3B">
         <v:shape id="Text Box 2" o:spid="_x0000_s1041" type="#_x0000_t202" style="position:absolute;margin-left:67.7pt;margin-top:1.45pt;width:239.7pt;height:48pt;z-index:251658752;visibility:visible;mso-width-relative:margin;mso-height-relative:margin" stroked="f">
-          <v:textbox>
+          <v:textbox style="mso-next-textbox:#Text Box 2">
             <w:txbxContent>
               <w:p>
                 <w:pPr>
@@ -16650,7 +16650,7 @@
           <v:path o:extrusionok="f" gradientshapeok="t" o:connecttype="rect"/>
           <o:lock v:ext="edit" aspectratio="t"/>
         </v:shapetype>
-        <v:shape id="_x0000_i1035" type="#_x0000_t75" style="width:61.5pt;height:53.25pt">
+        <v:shape id="_x0000_i1108" type="#_x0000_t75" style="width:60.75pt;height:53.25pt">
           <v:imagedata r:id="rId3" o:title=""/>
         </v:shape>
       </w:pict>
@@ -17525,7 +17525,6 @@
   <w:style w:type="character" w:default="1" w:styleId="DefaultParagraphFont">
     <w:name w:val="Default Paragraph Font"/>
     <w:uiPriority w:val="1"/>
-    <w:semiHidden/>
     <w:unhideWhenUsed/>
   </w:style>
   <w:style w:type="table" w:default="1" w:styleId="TableNormal">
